--- a/example_articles/occupations/Manufacturing/6.occupations_Manufacturing_Other_publisher.docx
+++ b/example_articles/occupations/Manufacturing/6.occupations_Manufacturing_Other_publisher.docx
@@ -7,7 +7,7 @@
         <w:pStyle w:val="Heading1"/>
       </w:pPr>
       <w:r>
-        <w:t>Democrats in House elect Bonior as whip</w:t>
+        <w:t>A SPORTS TOWN, FULL OF MEANING</w:t>
       </w:r>
     </w:p>
     <w:p>
@@ -17,17 +17,17 @@
     </w:p>
     <w:p>
       <w:r>
-        <w:t>Date: 1991-07-12</w:t>
+        <w:t>Date: 2023-10-15</w:t>
       </w:r>
     </w:p>
     <w:p>
       <w:r>
-        <w:t>Section: NEWS; Pg. 2A; Newsmakers</w:t>
+        <w:t>Section: FORUM; Pg. D-5</w:t>
       </w:r>
     </w:p>
     <w:p>
       <w:r>
-        <w:t>Source file: Other publishers/Files (500) (16).DOCX</w:t>
+        <w:t>Source file: Other publishers/Files (500) (2).DOCX</w:t>
       </w:r>
     </w:p>
     <w:p>
@@ -49,29 +49,27 @@
     </w:p>
     <w:p>
       <w:r>
-        <w:t>An unabashed liberal from Detroit's blue-collar suburbs was elected House majority whip Thursday as Democrats chose policy over personality.</w:t>
+        <w:t>In "Fields of Play," Robert Hayashi, a professor of American Studies at Amherst College, who grew up in Pittsburgh and is an angler, soccer player and "brazenly obnoxious Steelers fan," sets amateur and professional sports in the context of race, ethnicity and class in his city.</w:t>
         <w:br/>
-        <w:t>Rep. David Bonior, 46, will lend a more partisan tone to a leadership team headed by Speaker Thomas Foley, D-Wash., and Majority Leader Richard Gephardt, D-Mo.</w:t>
+        <w:t>Pittsburgh's "soccer pitches, hunting grounds, rivers, basketball courts, pools and playgrounds," Mr. Hayashi demonstrates, were "sites of contestation: over the meaning of our play and, most of all, over who could play." Part history, part memoir, and infused with the author's feelings of alienation, belonging and nostalgia, "Fields of Play" is informative, blunt and, at times, poignant.</w:t>
         <w:br/>
-        <w:t>Bonior, who defeated Rep. Steny Hoyer, D-Md., 160-109 in a secret vote, also is expected to bring accuracy and efficiency to the job of projecting and rounding up Democratic votes.</w:t>
+        <w:t>Mr. Hayashi reveals that soccer, as played by European immigrants, many of them working as miners, was immensely popular in Pittsburgh. At the turn of the twentieth century, crowds at matches pitting teams sponsored by coal companies rivaled the attendance at Pirates' games. By 1920, 100 high schools fielded soccer teams. Pittsburgh's players were among the best in the nation well into the 1950s.</w:t>
         <w:br/>
-        <w:t>The proof: He projected he'd get precisely 160 votes.</w:t>
+        <w:t>Interest in soccer, a game for players "who can imagine the space between a defense to run through and anticipate the movement of a teammate," did not wane just because fans embraced football as a more American sport. Eastern elites relegated soccer "to table scraps" by stigmatizing it as an immigrant's game, "played by hulks with last names ending in 'ski.'" Its growth connected to the city's industrialization, and soccer declined amidst Pittsburgh's deindustrialization and changing demography.</w:t>
         <w:br/>
-        <w:t>''If I can't count, then I've got a problem,'' said Bonior, who served as chief deputy whip after losing the No. 3 job to Rep. William Gray, D-Pa., in 1989. Gray is leaving Congress in September to head the United Negro College Fund.</w:t>
+        <w:t>To gauge the relationship between Jewish and Black athletes in Pittsburgh, Mr. Hayashi examines the recreational programs of the Irene Kaufmann Settlement House. For decades, he indicates, IKS leaders defended its all-white membership by arguing that the Morgan Community Center met the needs of the Black population.</w:t>
         <w:br/>
-        <w:t>Most House Democrats decided it wouldn't hurt the party to pick an abortion opponent. Bonior has pledged to defend the party's abortion-rights position but ''reserve for myself the ability to vote my conscience.''</w:t>
+        <w:t>In the 1940s, however, IKS initiated a gradual program of integration, which included access to the gym, classes for children and recruitment of Black professional staff. These efforts appear to have resulted in feelings of insecurity among Jewish members, increasing ill-will toward Black people, rather than reducing it. And the IKS declined an NAACP request to join an effort to integrate neighborhood pools, because the organization "had no occasion to use the facilities." The episode, Mr. Hayashi concludes, underscores the claim of Sidney Teller, a long-time director of the IKS, that "a neighbor, a true neighbor, is the hardest thing in the world to be."</w:t>
         <w:br/>
-        <w:t>''It's the most difficult issue I've ever had to face,'' he said, describing his stand as less a product of his Catholic religion than of a conviction that ''it's the responsibility of government to protect life.''</w:t>
+        <w:t>"Fields of Play" ends with a chapter on Hayashi's beloved Steelers, focused primarily on the successful teams of the 1970s and '90s. As manufacturing jobs disappeared, he suggests, fans made the Steelers a source of local pride, "a tonic for anxiety and anger," and "for some, a way to claim whiteness."</w:t>
         <w:br/>
-        <w:t>More important to his backers was his opposition to President Reagan's Central America policy and his emphasis on tax fairness and health care.</w:t>
+        <w:t>Linebacker Jack Ham, a second-round draft choice out of Penn State, with a Polish lineage and working-class roots, became a quintessential Steeler. With an Italian mother and a Black father, Franco Harris was another fan favorite. Criticized by some for running out of bounds to avoid physical contact, Harris's style, Mr. Hayashi speculates, was widely accepted "as a sign of clever Italian preservation rather than Black cowardice."</w:t>
         <w:br/>
-        <w:t>Bonior, a former probation officer and son of an autoworker, ''knows that we have to be talking to middle America, the middle class, the working class,'' said Rep. Dale Kildee, D-Mich.</w:t>
+        <w:t>Mr. Hayashi acknowledges - and celebrates - the pioneering role of Steelers' owner Art Rooney in recruiting Black players (many of them from historically Black colleges and universities) and coaches. Mr. Hayashi's bottom line, however, is that the Steelers are "a touchstone of the imagined community of Pittsburgh's past," marked by nostalgia for an increasingly difficult to maintain connection to European immigrant roots that "often elides Black deprivation and its ongoing legacy."</w:t>
         <w:br/>
-        <w:t>His rival, Hoyer, is a dapper, garrulous lawyer.</w:t>
+        <w:t>That said, on his return to Amherst, Mr. Hayashi brought home a Steelers' hat "to feed his kids' love" for Pittsburgh.</w:t>
         <w:br/>
-        <w:t>By contrast, Bonior noted, he's been called ''introverted, sad-faced, taciturn, unusually diffident, disheveled and with an unassuming personality or - and get this - grim.''</w:t>
-        <w:br/>
-        <w:t>''I appreciate the compliments,'' he told reporters with a straight face after the election, ''but I hope that I strike you as a bit happier today.''</w:t>
+        <w:t>Glenn C. Altschuler is the Thomas and Dorothy Litwin Professor of American Studies at Cornell University.</w:t>
         <w:br/>
         <w:br/>
         <w:t>Graphic</w:t>
@@ -79,11 +77,11 @@
         <w:br/>
         <w:t xml:space="preserve"> </w:t>
         <w:br/>
-        <w:t>PHOTO; b/w, Shawn Spence, USA TODAY</w:t>
+        <w:t>PHOTO: University of Pittsburgh Press: Cover of "Fields of Play: Sports, Race, and Memory in the Steel City" by Robert T. Hayashi</w:t>
         <w:br/>
-        <w:t xml:space="preserve"> </w:t>
+        <w:t>PHOTO: Maria Stenzel: Author Robert T. Hayashi</w:t>
         <w:br/>
-        <w:t>CUTLINE: CHANGING OF THE GUARD: Rep. David Bonior, left, receives a whip from outgoing Majority Whip William Gray of Pennsylvania.</w:t>
+        <w:t>PHOTO: Maria Stenzel: Author Robert T. Hayashi</w:t>
       </w:r>
     </w:p>
     <w:sectPr>

--- a/example_articles/occupations/Manufacturing/6.occupations_Manufacturing_Other_publisher.docx
+++ b/example_articles/occupations/Manufacturing/6.occupations_Manufacturing_Other_publisher.docx
@@ -7,7 +7,7 @@
         <w:pStyle w:val="Heading1"/>
       </w:pPr>
       <w:r>
-        <w:t>A SPORTS TOWN, FULL OF MEANING</w:t>
+        <w:t>HOLIDAY BOOK GIFT GUIDE</w:t>
       </w:r>
     </w:p>
     <w:p>
@@ -17,17 +17,17 @@
     </w:p>
     <w:p>
       <w:r>
-        <w:t>Date: 2023-10-15</w:t>
+        <w:t>Date: 2013-12-01</w:t>
       </w:r>
     </w:p>
     <w:p>
       <w:r>
-        <w:t>Section: FORUM; Pg. D-5</w:t>
+        <w:t>Section: VARIETY; Pg. 13E</w:t>
       </w:r>
     </w:p>
     <w:p>
       <w:r>
-        <w:t>Source file: Other publishers/Files (500) (2).DOCX</w:t>
+        <w:t>Source file: Other publishers/Files (500) (16).DOCX</w:t>
       </w:r>
     </w:p>
     <w:p>
@@ -49,39 +49,71 @@
     </w:p>
     <w:p>
       <w:r>
-        <w:t>In "Fields of Play," Robert Hayashi, a professor of American Studies at Amherst College, who grew up in Pittsburgh and is an angler, soccer player and "brazenly obnoxious Steelers fan," sets amateur and professional sports in the context of race, ethnicity and class in his city.</w:t>
+        <w:t>Special to the Star Tribune</w:t>
         <w:br/>
-        <w:t>Pittsburgh's "soccer pitches, hunting grounds, rivers, basketball courts, pools and playgrounds," Mr. Hayashi demonstrates, were "sites of contestation: over the meaning of our play and, most of all, over who could play." Part history, part memoir, and infused with the author's feelings of alienation, belonging and nostalgia, "Fields of Play" is informative, blunt and, at times, poignant.</w:t>
+        <w:t>nonfiction</w:t>
         <w:br/>
-        <w:t>Mr. Hayashi reveals that soccer, as played by European immigrants, many of them working as miners, was immensely popular in Pittsburgh. At the turn of the twentieth century, crowds at matches pitting teams sponsored by coal companies rivaled the attendance at Pirates' games. By 1920, 100 high schools fielded soccer teams. Pittsburgh's players were among the best in the nation well into the 1950s.</w:t>
+        <w:t>"Thank You for Your Service"</w:t>
         <w:br/>
-        <w:t>Interest in soccer, a game for players "who can imagine the space between a defense to run through and anticipate the movement of a teammate," did not wane just because fans embraced football as a more American sport. Eastern elites relegated soccer "to table scraps" by stigmatizing it as an immigrant's game, "played by hulks with last names ending in 'ski.'" Its growth connected to the city's industrialization, and soccer declined amidst Pittsburgh's deindustrialization and changing demography.</w:t>
+        <w:t>By David Finkel (Farrar, Straus &amp; Giroux, $26)</w:t>
         <w:br/>
-        <w:t>To gauge the relationship between Jewish and Black athletes in Pittsburgh, Mr. Hayashi examines the recreational programs of the Irene Kaufmann Settlement House. For decades, he indicates, IKS leaders defended its all-white membership by arguing that the Morgan Community Center met the needs of the Black population.</w:t>
+        <w:t>David Finkel's "The Good Soldiers" remains the best book of nonfiction written about the Iraq war. In his new book, he follows those same "good soldiers" to the homefront after their deployments have ended. Finkel offers readers a highly detailed, heartbreaking account of the struggles the soldiers and their families face as they seek to recover from the physical and mental scars of war and integrate back into "normal" life. The unsentimental way Finkel builds his narrative only adds to the tragic depth of this moving, must-read book that will make you think differently about the true costs of war.</w:t>
         <w:br/>
-        <w:t>In the 1940s, however, IKS initiated a gradual program of integration, which included access to the gym, classes for children and recruitment of Black professional staff. These efforts appear to have resulted in feelings of insecurity among Jewish members, increasing ill-will toward Black people, rather than reducing it. And the IKS declined an NAACP request to join an effort to integrate neighborhood pools, because the organization "had no occasion to use the facilities." The episode, Mr. Hayashi concludes, underscores the claim of Sidney Teller, a long-time director of the IKS, that "a neighbor, a true neighbor, is the hardest thing in the world to be."</w:t>
+        <w:t>"Detroit: An American Autopsy"</w:t>
         <w:br/>
-        <w:t>"Fields of Play" ends with a chapter on Hayashi's beloved Steelers, focused primarily on the successful teams of the 1970s and '90s. As manufacturing jobs disappeared, he suggests, fans made the Steelers a source of local pride, "a tonic for anxiety and anger," and "for some, a way to claim whiteness."</w:t>
+        <w:t>By Charlie LeDuff (Penguin, $27.95)</w:t>
         <w:br/>
-        <w:t>Linebacker Jack Ham, a second-round draft choice out of Penn State, with a Polish lineage and working-class roots, became a quintessential Steeler. With an Italian mother and a Black father, Franco Harris was another fan favorite. Criticized by some for running out of bounds to avoid physical contact, Harris's style, Mr. Hayashi speculates, was widely accepted "as a sign of clever Italian preservation rather than Black cowardice."</w:t>
+        <w:t>Back in his broken, now-bankrupt hometown, Pulitzer Prize-winning journalist LeDuff searches through the ruins for clues to its fate, his family's and his own. Once the richest city in the United States, Detroit is now the nation's poorest. Once the symbol of American industrial might, Detroit is now the country's capital for socioeconomic dysfunction. LeDuff explores it all with literary grace and justified indignation about what's befallen a place he loves.</w:t>
         <w:br/>
-        <w:t>Mr. Hayashi acknowledges - and celebrates - the pioneering role of Steelers' owner Art Rooney in recruiting Black players (many of them from historically Black colleges and universities) and coaches. Mr. Hayashi's bottom line, however, is that the Steelers are "a touchstone of the imagined community of Pittsburgh's past," marked by nostalgia for an increasingly difficult to maintain connection to European immigrant roots that "often elides Black deprivation and its ongoing legacy."</w:t>
+        <w:t>"Lean In: Women, Work, and the Will to Lead"</w:t>
         <w:br/>
-        <w:t>That said, on his return to Amherst, Mr. Hayashi brought home a Steelers' hat "to feed his kids' love" for Pittsburgh.</w:t>
+        <w:t>By Sheryl Sandberg (Knopf, $24.95)</w:t>
         <w:br/>
-        <w:t>Glenn C. Altschuler is the Thomas and Dorothy Litwin Professor of American Studies at Cornell University.</w:t>
+        <w:t>In this controversial book, Sandberg, the COO of Facebook, asks women to challenge the assumption that men should dominate executive positions. She asks men to be real partners, sharing family work that typically leads women to stay home, and asks women planning a family not to mentally check out of work. While Sandberg's critics are many, her book has also spurred important conversations about women and work.</w:t>
         <w:br/>
+        <w:t>"The Boys In the Boat: Nine Americans and Their Epic Quest for Gold at the 1936 Berlin Olympics"</w:t>
         <w:br/>
-        <w:t>Graphic</w:t>
+        <w:t>By Daniel James Brown (Viking, $28.95)</w:t>
         <w:br/>
+        <w:t>The dramatic, inspirational story of the U.S. rowing team that stunned the world at the 1936 Berlin Olympics. The sons of working-class families, these rowers defeated elite rivals from American and British universities, then won gold by beating the German team rowing for Hitler. Brown's gripping tale reminds us of what can happen when everyone quite literally pulls together.</w:t>
         <w:br/>
-        <w:t xml:space="preserve"> </w:t>
+        <w:t>"Bunker Hill: A City, a Siege, a Revolution"</w:t>
         <w:br/>
-        <w:t>PHOTO: University of Pittsburgh Press: Cover of "Fields of Play: Sports, Race, and Memory in the Steel City" by Robert T. Hayashi</w:t>
+        <w:t>By Nathaniel Philbrick (Viking, $32.95)</w:t>
         <w:br/>
-        <w:t>PHOTO: Maria Stenzel: Author Robert T. Hayashi</w:t>
+        <w:t>The bestselling author of "In the Heart of the Sea" and "Mayflower" brings his narrative brilliance to the story of the Boston battle that ignited the American Revolution. Philbrick offers fresh perspective to the oft-told story by focusing on little-known characters like physician Joseph Warren, who emerges as the grass-roots leader of the Patriot cause. Others in the colorful cast include Paul Revere, George Washington and British General Thomas Gage. History at its best.</w:t>
         <w:br/>
-        <w:t>PHOTO: Maria Stenzel: Author Robert T. Hayashi</w:t>
+        <w:t>"Five Days at Memorial: Life and Death in a Storm-Ravaged Hospital"</w:t>
+        <w:br/>
+        <w:t>By Sheri Fink (Crown, $27)</w:t>
+        <w:br/>
+        <w:t>Pulitzer-Prize winner physician/journalist Fink masterfully investigates patient deaths at a New Orleans hospital devastated by Hurricane Katrina. Reconstructing five chaotic days at Memorial Medical Center, she pulls readers into the lives of people struggling for survival. The book illuminates just how ill-prepared we are in managing large-scale disasters, and how we can manage better. Fink's remarkable book will transform your understanding of people's behavior in crises.</w:t>
+        <w:br/>
+        <w:t>"Going Clear: Scientology, Hollywood, and the Prison of Belief"</w:t>
+        <w:br/>
+        <w:t>By Lawrence Wright (Knopf, $28.95)</w:t>
+        <w:br/>
+        <w:t>The Pulitzer Prize-winning author of "The Looming Tower" offers a gripping, clear-sighted and devastating look into the world of Scientology. Wright's masterful narrative revolves around two men: science fiction writer L. Ron Hubbard, who invented the religion, and David Miscavige, Hubbard's driven, hard-nosed successor. Wright describes Scientology's complicated cosmology and how it advances its goals by recruiting celebrities like Tom Cruise and John Travolta.</w:t>
+        <w:br/>
+        <w:t>"Facing the Wave: A Journey in the Wake of the Tsunami"</w:t>
+        <w:br/>
+        <w:t>By Gretel Ehrlich (Pantheon, $25)</w:t>
+        <w:br/>
+        <w:t>A passionate student of Japanese culture, Ehrlich returned to the earthquake-and-tsunami-devastated nation in order to bear witness to its radioactive landscape, listen to survivors and seek to understand their traumatizing experiences. Ehrlich's eloquent narrative combines strong reportage, lyrical observations and deeply felt reflection. The result is unique and stunningly engaging.</w:t>
+        <w:br/>
+        <w:t>"Gun Guys: A Road Trip"</w:t>
+        <w:br/>
+        <w:t>By Dan Baum (Alfred A. Knopf, $26.95)</w:t>
+        <w:br/>
+        <w:t>A self-described Jewish Democrat from New Jersey, Baum plays cultural anthropologist, exploring our nation's fascination with guns and bringing back valuable, eye-opening insights from "gun country." In his thoroughly open-minded and balanced narrative, Baum makes firsthand observations by visiting gun stores, shooting ranges and gun shows, asking simple, probing questions. By listening with an open mind, Baum (and his readers) learn valuable lessons.</w:t>
+        <w:br/>
+        <w:t>"The Unwinding: An Inner History of the New America"</w:t>
+        <w:br/>
+        <w:t>By George Packer (Farrar, Straus &amp; Giroux, $27)</w:t>
+        <w:br/>
+        <w:t>An ambitious, kaleidoscopic look at a nation in crisis. The renowned Packer chronicles the lives of several Americans, including a factory worker trying to survive the collapse of her Rust Belt city, a Washington insider caught between political idealism and the attractions of money and a high-tech billionaire who develops a radical vision of the future. Interweaving these smaller stories, Packer skillfully explores our nation's deeper, troubling undercurrents.</w:t>
+        <w:br/>
+        <w:t>Chuck Leddy is a Boston book critic and a member of the National Book Critics Circle.</w:t>
       </w:r>
     </w:p>
     <w:sectPr>
